--- a/ky/discovery-articles/6.26 Кир жуугуч машина.docx
+++ b/ky/discovery-articles/6.26 Кир жуугуч машина.docx
@@ -4,527 +4,350 @@
   <w:body>
     <w:p>
       <w:pPr>
-        <w:keepNext/>
-        <w:spacing w:before="280" w:after="120"/>
+        <w:pStyle w:val="Title"/>
+        <w:widowControl/>
       </w:pPr>
       <w:r>
-        <w:rPr>
-          <w:rFonts w:ascii="Calibri" w:hAnsi="Calibri" w:eastAsia="Calibri"/>
-          <w:b/>
-          <w:i w:val="0"/>
-          <w:color w:val="004E8C"/>
-          <w:sz w:val="44"/>
-        </w:rPr>
         <w:t>6.26 Кир жуугуч машина</w:t>
       </w:r>
     </w:p>
     <w:p>
       <w:pPr>
-        <w:spacing w:after="80"/>
+        <w:keepNext/>
+        <w:widowControl/>
       </w:pPr>
       <w:r>
         <w:rPr>
-          <w:rFonts w:ascii="Calibri" w:hAnsi="Calibri" w:eastAsia="Calibri"/>
-          <w:b w:val="0"/>
-          <w:i/>
-          <w:color w:val="505050"/>
-          <w:sz w:val="22"/>
+          <w:sz w:val="20"/>
         </w:rPr>
         <w:t>6. Санарип технологиялар, космос жана байланыш</w:t>
       </w:r>
     </w:p>
     <w:p>
       <w:pPr>
-        <w:spacing w:after="200"/>
+        <w:keepNext/>
+        <w:widowControl/>
       </w:pPr>
       <w:r>
         <w:rPr>
-          <w:rFonts w:ascii="Calibri" w:hAnsi="Calibri" w:eastAsia="Calibri"/>
-          <w:b w:val="0"/>
-          <w:i/>
-          <w:sz w:val="22"/>
+          <w:sz w:val="20"/>
         </w:rPr>
-        <w:t>Мезгил: XVIII кылымдын аягы – XIX кылымдагы механикалык кир жуугучтар; XX кылымдын башындагы электр машиналары; кылымдын ортосундагы автоматтык программалар | Негизги өкүлдөр: кол менен айлантылган жана кыймылдаткычтуу кир жуугучтарды жасаган көптөгөн ойлоп табуучулар; автоматтык программаларды бирдейлештирген тиричилик техникасы компаниялары</w:t>
+        <w:t>Мезгил: болжол менен XVIII кылымдын аягы — XIX кылымдагы механикалык кир жуугучтар; XX кылымдын башындагы электр машиналары; кылымдын ортосундагы автоматтык программалар | Негизги салым кошкондор: кол менен жана кыймылдаткыч менен иштеген кир жуугучтарды жасаган көптөгөн ойлоп табуучулар; кийин автоматтык программаларды стандартташтырган тиричилик техникасын чыгаруучу ишканалар</w:t>
       </w:r>
     </w:p>
     <w:p>
       <w:pPr>
-        <w:spacing w:after="160" w:line="276" w:lineRule="auto"/>
+        <w:widowControl/>
       </w:pPr>
       <w:r>
-        <w:rPr>
-          <w:rFonts w:ascii="Calibri" w:hAnsi="Calibri" w:eastAsia="Calibri"/>
-          <w:b w:val="0"/>
-          <w:i w:val="0"/>
-          <w:sz w:val="22"/>
-        </w:rPr>
-        <w:t>Кир жуугуч машина механикалык кыймылды, сууну жана кир жуугуч каражатты колдонуп, кийимди кол эмгегин кыйла аз сарптап тазалайт. Электр жана автоматтык үлгүлөр бир күндүк оор жумушту бир баскыч менен аткарылган көнүмүш ишке айлантты.</w:t>
+        <w:t>Кир жуугуч машина кийимди суу, жуучу каражат жана механикалык кыймылдын жардамы менен тазалап, кол эмгегин кыйла азайтат. Электр жана автоматтык үлгүлөр кир жууганга бүтүндөй күн сарпталган жумушту баскыч басып баштоочу күнүмдүк ишке айлантты.</w:t>
       </w:r>
     </w:p>
     <w:p>
       <w:pPr>
-        <w:keepNext/>
-        <w:spacing w:before="240" w:after="120"/>
+        <w:pStyle w:val="Heading1"/>
+        <w:widowControl/>
       </w:pPr>
       <w:r>
-        <w:rPr>
-          <w:rFonts w:ascii="Calibri" w:hAnsi="Calibri" w:eastAsia="Calibri"/>
-          <w:b/>
-          <w:i w:val="0"/>
-          <w:color w:val="004E8C"/>
-          <w:sz w:val="28"/>
-        </w:rPr>
-        <w:t>Негизги фактылар</w:t>
+        <w:t>Негизги маалыматтар</w:t>
       </w:r>
     </w:p>
     <w:p>
       <w:pPr>
         <w:pStyle w:val="ListBullet"/>
+        <w:widowControl/>
       </w:pPr>
       <w:r>
-        <w:rPr>
-          <w:rFonts w:ascii="Calibri" w:hAnsi="Calibri" w:eastAsia="Calibri"/>
-          <w:b w:val="0"/>
-          <w:i w:val="0"/>
-          <w:sz w:val="22"/>
-        </w:rPr>
-        <w:t>XIX кылымдагы жыгач барабандуу жана аралаштыргычтуу машиналар кийимди ташка же кир жуугуч тактага чаап жууган кол эмгегин азайткан</w:t>
+        <w:t>XIX кылымдагы жыгач барабандуу жана кирди аралаштырып кыймылдаткан машиналар кийимди ташка же кир жуугуч тактайга уруп-тазалоо зарылдыгын азайтты.</w:t>
       </w:r>
     </w:p>
     <w:p>
       <w:pPr>
         <w:pStyle w:val="ListBullet"/>
+        <w:widowControl/>
       </w:pPr>
       <w:r>
-        <w:rPr>
-          <w:rFonts w:ascii="Calibri" w:hAnsi="Calibri" w:eastAsia="Calibri"/>
-          <w:b w:val="0"/>
-          <w:i w:val="0"/>
-          <w:sz w:val="22"/>
-        </w:rPr>
-        <w:t>XX кылымдын башында электр кыймылдаткычтары үйлөрдө жана кир жуучу жайларда сыгуу механизмдери менен барабандарды иштеткен</w:t>
+        <w:t>XX кылымдын башында электр кыймылдаткычтары үйлөрдөгү жана кир жуучу жайлардагы сыгуу валдарын жана барабандарды айланта баштады.</w:t>
       </w:r>
     </w:p>
     <w:p>
       <w:pPr>
         <w:pStyle w:val="ListBullet"/>
+        <w:widowControl/>
       </w:pPr>
       <w:r>
-        <w:rPr>
-          <w:rFonts w:ascii="Calibri" w:hAnsi="Calibri" w:eastAsia="Calibri"/>
-          <w:b w:val="0"/>
-          <w:i w:val="0"/>
-          <w:sz w:val="22"/>
-        </w:rPr>
-        <w:t>Автоматтык машиналар жабык бактын ичинде жуу, чайкоо жана сыгуу программаларын бириктирген</w:t>
+        <w:t>Автоматтык машиналар жабык бактын ичинде жуу, чайкоо жана сыгуу баскычтарын бириктирди.</w:t>
       </w:r>
     </w:p>
     <w:p>
       <w:pPr>
         <w:pStyle w:val="ListBullet"/>
+        <w:widowControl/>
       </w:pPr>
       <w:r>
-        <w:rPr>
-          <w:rFonts w:ascii="Calibri" w:hAnsi="Calibri" w:eastAsia="Calibri"/>
-          <w:b w:val="0"/>
-          <w:i w:val="0"/>
-          <w:sz w:val="22"/>
-        </w:rPr>
-        <w:t>Кир жуугуч каражаттардын химиясы менен ысык суу тутумдары машинанын кирди ишенимдүү кетиришине жардам берген</w:t>
+        <w:t>Жуучу каражаттардын химиялык курамы менен ысык суу машинанын ишин толуктап, кирди натыйжалуураак кетирүүгө жардам берди.</w:t>
       </w:r>
     </w:p>
     <w:p>
       <w:pPr>
         <w:pStyle w:val="ListBullet"/>
+        <w:widowControl/>
       </w:pPr>
       <w:r>
-        <w:rPr>
-          <w:rFonts w:ascii="Calibri" w:hAnsi="Calibri" w:eastAsia="Calibri"/>
-          <w:b w:val="0"/>
-          <w:i w:val="0"/>
-          <w:sz w:val="22"/>
-        </w:rPr>
-        <w:t>Жалпы кир жуучу жайлар, кийин үйдөгү машиналар коомдогу тиричилик эмгегине кеткен убакытты кайра бөлүштүргөн</w:t>
+        <w:t>Жалпы пайдаланылуучу кир жуучу жайлар, кийин үй машиналары коомдо үй жумушуна бөлүнгөн убакытты өзгөрттү.</w:t>
       </w:r>
     </w:p>
     <w:p>
       <w:pPr>
-        <w:keepNext/>
-        <w:spacing w:before="240" w:after="120"/>
+        <w:pStyle w:val="Heading1"/>
+        <w:widowControl/>
       </w:pPr>
       <w:r>
-        <w:rPr>
-          <w:rFonts w:ascii="Calibri" w:hAnsi="Calibri" w:eastAsia="Calibri"/>
-          <w:b/>
-          <w:i w:val="0"/>
-          <w:color w:val="004E8C"/>
-          <w:sz w:val="28"/>
-        </w:rPr>
-        <w:t>Бул эмне</w:t>
+        <w:t>Бул эмне?</w:t>
       </w:r>
     </w:p>
     <w:p>
       <w:pPr>
-        <w:spacing w:after="160" w:line="276" w:lineRule="auto"/>
+        <w:widowControl/>
       </w:pPr>
       <w:r>
-        <w:rPr>
-          <w:rFonts w:ascii="Calibri" w:hAnsi="Calibri" w:eastAsia="Calibri"/>
-          <w:b w:val="0"/>
-          <w:i w:val="0"/>
-          <w:sz w:val="22"/>
-        </w:rPr>
-        <w:t>Кир жуугуч машина — кездемени суулап, кыймылдатып, чайкап жана адатта айлантып сыгуу аркылуу кирди кетирген тиричилик шайманы. Алгачкы үлгүлөр кол менен айлантылган бак болсо, кийинки машиналар электр кыймылдаткычын, таймер же башкаргычты жана насосту колдонот. Кир жуугуч каражат менен температура химиялык ишти, барабан механикалык ишти аткарат. Жөнөкөй айтканда, бул — жума бою чогулган кийимди кол менен ушалабай эле тазалаган куту.</w:t>
+        <w:t>Кир жуугуч машина кездемени суулап, кыймылдатып, чайкап, көбүнчө айлантып сыгуу аркылуу кирден тазалайт. Алгачкы үлгүлөр тутка менен айландырылган бактар болгон. Кийинкилеринде электр кыймылдаткычы, таймер же башкаруу түзмөгү жана насостор колдонулат. Жуучу каражат менен температура тазалоонун химиялык бөлүгүн, барабан болсо механикалык бөлүгүн аткарат. Жөнөкөй айтканда, ал жуманын кирин кол менен ушалоонун ордуна өзү жууйт.</w:t>
       </w:r>
     </w:p>
     <w:p>
       <w:pPr>
-        <w:keepNext/>
-        <w:spacing w:before="240" w:after="120"/>
+        <w:pStyle w:val="Heading1"/>
+        <w:widowControl/>
       </w:pPr>
       <w:r>
-        <w:rPr>
-          <w:rFonts w:ascii="Calibri" w:hAnsi="Calibri" w:eastAsia="Calibri"/>
-          <w:b/>
-          <w:i w:val="0"/>
-          <w:color w:val="004E8C"/>
-          <w:sz w:val="28"/>
-        </w:rPr>
-        <w:t>Аны ким ачкан же ойлоп тапкан</w:t>
+        <w:t xml:space="preserve">Ким ойлоп тапкан</w:t>
       </w:r>
     </w:p>
     <w:p>
       <w:pPr>
-        <w:spacing w:after="160" w:line="276" w:lineRule="auto"/>
+        <w:widowControl/>
       </w:pPr>
       <w:r>
-        <w:rPr>
-          <w:rFonts w:ascii="Calibri" w:hAnsi="Calibri" w:eastAsia="Calibri"/>
-          <w:b w:val="0"/>
-          <w:i w:val="0"/>
-          <w:sz w:val="22"/>
-        </w:rPr>
-        <w:t>Кир жууну механикалаштырууну бир эле адам ойлоп тапкан эмес. XIX кылымда Европа менен Түндүк Америкада барабан, аралаштыргыч жана сыгуу механизмдерине берилген көптөгөн патенттер топтолгон. Электр тармактары жайылганда тиричилик техникасы компаниялары кыймылдаткычты фирмалык корпус менен бириктирген. Автоматтык машинанын инженерлери суу өткөрбөгөн тыгыздоону, тең салмаксыздыкты башкарууну жана программалардын логикасын өркүндөтүшкөн. Бул жетишкендик — үй тиричилигиндеги муктаждык менен устаканадагы тапкычтыктын жалпы жемиши.</w:t>
+        <w:t>Кир жуууну механикалаштырууну бир адамга гана таандык кылууга болбойт. XIX кылымда Европа менен Түндүк Америкада барабандарга, кирди аралаштыргычтарга жана сыгуу валдарына көптөгөн патенттер алынган. Кийин электр менен камсыздоочу жана тиричилик техникасын чыгаруучу компаниялар кыймылдаткычтарды фирмалык корпустарга орнотушкан. Автоматтык машиналардын инженерлери суу өткөрбөөчү тыгыздоолорду, барабандын тең салмаксыз айлануусун жөнгө салууну жана программаларды өркүндөтүштү. Бул — күнүмдүк муктаждык менен көптөгөн усталардын тапкычтыгы бириккен жамааттык жетишкендик.</w:t>
       </w:r>
     </w:p>
     <w:p>
       <w:pPr>
-        <w:keepNext/>
-        <w:spacing w:before="240" w:after="120"/>
+        <w:pStyle w:val="Heading1"/>
+        <w:widowControl/>
       </w:pPr>
       <w:r>
-        <w:rPr>
-          <w:rFonts w:ascii="Calibri" w:hAnsi="Calibri" w:eastAsia="Calibri"/>
-          <w:b/>
-          <w:i w:val="0"/>
-          <w:color w:val="004E8C"/>
-          <w:sz w:val="28"/>
-        </w:rPr>
-        <w:t>Качан жана кантип пайда болгон</w:t>
+        <w:t>Качан жана кантип пайда болгон?</w:t>
       </w:r>
     </w:p>
     <w:p>
       <w:pPr>
-        <w:spacing w:after="160" w:line="276" w:lineRule="auto"/>
+        <w:widowControl/>
       </w:pPr>
       <w:r>
-        <w:rPr>
-          <w:rFonts w:ascii="Calibri" w:hAnsi="Calibri" w:eastAsia="Calibri"/>
-          <w:b w:val="0"/>
-          <w:i w:val="0"/>
-          <w:sz w:val="22"/>
-        </w:rPr>
-        <w:t>Кол менен иштеген кир жуугучтар XIX кылым бою такта менен кайнатуучу жез казандын жанында колдонулган. 1900-жылдардан кийинки электрлештирүү бай үйлөрдүн жана коммерциялык кир жуучу жайлардын бөлмөлөрүнө кыймылдаткыч алып келди. XX кылымдын ортосунан кийин толук автоматтык машиналар өнөр жайлуу өлкөлөрдө кеңири тарады, кийин киреше жана электр тармагы өскөн сайын дүйнөгө жайылды. Алдынан жана үстүнөн салынуучу үлгүлөр суу керектөө жана кездемеге жумшак мамиле боюнча атаандашты. Кийин микроконтроллерлер сенсор кошту, бирок суулап–кыймылдатып–сыгуу принциби өзгөргөн жок.</w:t>
+        <w:t>1800-жылдары кол менен иштетилген машиналар кир жуугуч тактайлар жана кир кайнатуучу жез казандар менен катар колдонулган. Болжол менен 1900-жылдан кийинки электрлештирүү байыраак үйлөрдүн жана соода негизинде иштеген кир жуучу жайлардын жабдууларына кыймылдаткыч алып келди. XX кылымдын ортосунан кийин толук автоматтык машиналар өнөр жай өлкөлөрүнө кеңири тарады. Кирешелер менен электр тармактары өскөн сайын алар дүйнөнүн башка жерлерине да жетти. Алдынан жана үстүнөн жүктөлүүчү үлгүлөр сууну үнөмдөө жана кездемени аяр жуу жагынан атаандашты. Кийин микроконтроллерлер сенсорлорду кошту, бирок негизги суулап-жуу-сыгуу ыкмасы өзгөргөн жок.</w:t>
       </w:r>
     </w:p>
     <w:p>
       <w:pPr>
-        <w:keepNext/>
-        <w:spacing w:before="240" w:after="120"/>
+        <w:pStyle w:val="Heading1"/>
+        <w:widowControl/>
       </w:pPr>
       <w:r>
-        <w:rPr>
-          <w:rFonts w:ascii="Calibri" w:hAnsi="Calibri" w:eastAsia="Calibri"/>
-          <w:b/>
-          <w:i w:val="0"/>
-          <w:color w:val="004E8C"/>
-          <w:sz w:val="28"/>
-        </w:rPr>
-        <w:t>Илимий жактан мааниси</w:t>
+        <w:t>Илим үчүн мааниси</w:t>
       </w:r>
     </w:p>
     <w:p>
       <w:pPr>
-        <w:spacing w:after="160" w:line="276" w:lineRule="auto"/>
+        <w:widowControl/>
       </w:pPr>
       <w:r>
-        <w:rPr>
-          <w:rFonts w:ascii="Calibri" w:hAnsi="Calibri" w:eastAsia="Calibri"/>
-          <w:b w:val="0"/>
-          <w:i w:val="0"/>
-          <w:sz w:val="22"/>
-        </w:rPr>
-        <w:t>Кир жуугучтар суюктуктун кыймылын, электр кыймылдаткычын башкарууну жана ысыкка, щелочко, катуу термелүүгө чыдамдуу материалдарды практикада өнүктүрдү. Текстиль илими машинадагы таасирден кездеменин кичирейишин жана өңүнүн туруктуулугун өлчөдү. Убакытты пайдалануу боюнча изилдөөлөр кир жууга кеткен эмгекти экономикалык көрсөткүч катары көрүнүктүү кылды. Машина «жетиштүү таза» деген түшүнүктү кайра-кайра кайталанчу программа параметрлерине айлантты.</w:t>
+        <w:t>Кир жуугучтарды жасоодо суюктуктун кыймылын түшүнүү, электр кыймылдаткычын башкаруу жана ысыкка, щёлочтуу чөйрөгө, тең салмаксыз айланууга чыдамдуу материалдарды тандоо талап кылынды. Кездеме таануу машинанын таасиринен кездеменин канчалык кичирейерин жана өңүн сактаарын өлчөдү. Убакытты пайдалануу боюнча изилдөөлөр кир жуууга кеткен эмгекти экономикалык жактан баалоого жол ачты. Ошентип, «жетиштүү таза» деген түшүнүк кайталанма жуу программасынын өлчөнүүчү көрсөткүчтөрүнө айланды.</w:t>
       </w:r>
     </w:p>
     <w:p>
       <w:pPr>
-        <w:keepNext/>
-        <w:spacing w:before="240" w:after="120"/>
+        <w:pStyle w:val="Heading1"/>
+        <w:widowControl/>
       </w:pPr>
       <w:r>
-        <w:rPr>
-          <w:rFonts w:ascii="Calibri" w:hAnsi="Calibri" w:eastAsia="Calibri"/>
-          <w:b/>
-          <w:i w:val="0"/>
-          <w:color w:val="004E8C"/>
-          <w:sz w:val="28"/>
-        </w:rPr>
-        <w:t>Кийинки өнүгүүлөргө тийгизген таасири</w:t>
+        <w:t>Кийинки өнүгүүгө тийгизген таасири</w:t>
       </w:r>
     </w:p>
     <w:p>
       <w:pPr>
-        <w:spacing w:after="160" w:line="276" w:lineRule="auto"/>
+        <w:widowControl/>
       </w:pPr>
       <w:r>
-        <w:rPr>
-          <w:rFonts w:ascii="Calibri" w:hAnsi="Calibri" w:eastAsia="Calibri"/>
-          <w:b w:val="0"/>
-          <w:i w:val="0"/>
-          <w:sz w:val="22"/>
-        </w:rPr>
-        <w:t>Тиричилик техникасы өнөр жайы, кир жуугуч каражаттардын жарнамасы жана синтетикалык кездемелер машина менен жуунууга катарлаш өнүктү. Идиш жуугучтар менен кургаткычтар насосту, жылыткычты жана жабык корпусту кайра колдонду. Суу менен энергияны белгилеген энбелгилер натыйжалуулукту жакшыртууга түрткү берди. Акылдуу үйдөн программалоо ошол эле барабандын үстүнө кошулган жука санарип катмар гана.</w:t>
+        <w:t>Тиричилик техникасы, жуучу каражаттарды сатуу жана синтетикалык кездемелер машиналык жуу менен кошо өнүктү. Идиш жуугучтар жана барабандуу кургаткычтар насосторду, жылыткычтарды жана жабык корпустарды кайра колдонду. Суу жана энергия сарптоону көрсөткөн белгилер үнөмдүү түзүлүштөрдү иштеп чыгууга түрткү берди. Акылдуу үйдө жууну пландоо ошол эле барабанга кошулган башкаруу мүмкүнчүлүгү болуп саналат.</w:t>
       </w:r>
     </w:p>
     <w:p>
       <w:pPr>
-        <w:keepNext/>
-        <w:spacing w:before="240" w:after="120"/>
+        <w:pStyle w:val="Heading1"/>
+        <w:widowControl/>
       </w:pPr>
       <w:r>
-        <w:rPr>
-          <w:rFonts w:ascii="Calibri" w:hAnsi="Calibri" w:eastAsia="Calibri"/>
-          <w:b/>
-          <w:i w:val="0"/>
-          <w:color w:val="004E8C"/>
-          <w:sz w:val="28"/>
-        </w:rPr>
-        <w:t>Адамдардын жашоосун кантип өзгөрткөн</w:t>
+        <w:t>Адамдардын жашоосун кантип өзгөрткөн?</w:t>
       </w:r>
     </w:p>
     <w:p>
       <w:pPr>
-        <w:spacing w:after="160" w:line="276" w:lineRule="auto"/>
+        <w:widowControl/>
       </w:pPr>
       <w:r>
-        <w:rPr>
-          <w:rFonts w:ascii="Calibri" w:hAnsi="Calibri" w:eastAsia="Calibri"/>
-          <w:b w:val="0"/>
-          <w:i w:val="0"/>
-          <w:sz w:val="22"/>
-        </w:rPr>
-        <w:t>Мурда кийим ушалоого кеткен сааттар акы төлөнүүчү жумушка, окууга же эс алууга бошоду, бирок бул пайда жыныс жана социалдык катмар боюнча бирдей бөлүштүрүлгөн жок. Машина тез-тез жууну арзан кылып, таза кийимге коюлган коомдук талапты жогорулатты. Ызы-чуу, синтетикадан чыккан микропластик жана суу керектөө жаңы чыгымдарга айланды. Ошого карабастан, көп үй-бүлө үчүн кир жуугуч машина тыкан күнүмдүк жашоону камсыз кылган үнсүз кыймылдаткыч бойдон калууда.</w:t>
+        <w:t>Кийим ушалоого кеткен сааттарды адамдар акы төлөнүүчү жумушка, окууга же эс алууга жумшай башташты. Бирок бул пайда аялдар менен эркектерге, ар кандай социалдык катмарларга бирдей жеткен жок. Тез-тез жуу арзандагандыктан, таза кийимге болгон талап да жогорулады. Ызы-чуу, синтетикадан бөлүнгөн микропластик жана суунун сарпталышы жаңы көйгөйлөрдү жаратты. Ошентсе да көптөгөн үй-бүлөлөрдө кир жуугуч күн сайын таза, тыкан жүрүүгө жардам берген негизги шаймандардын бири.</w:t>
       </w:r>
     </w:p>
     <w:p>
       <w:pPr>
-        <w:keepNext/>
-        <w:spacing w:before="240" w:after="120"/>
+        <w:pStyle w:val="Heading1"/>
+        <w:widowControl/>
       </w:pPr>
       <w:r>
-        <w:rPr>
-          <w:rFonts w:ascii="Calibri" w:hAnsi="Calibri" w:eastAsia="Calibri"/>
-          <w:b/>
-          <w:i w:val="0"/>
-          <w:color w:val="004E8C"/>
-          <w:sz w:val="28"/>
-        </w:rPr>
-        <w:t>Булактар жана шилтемелер</w:t>
+        <w:t>Булактар жана кошумча окуу</w:t>
       </w:r>
     </w:p>
     <w:p>
       <w:pPr>
-        <w:keepNext/>
-        <w:spacing w:before="240" w:after="120"/>
+        <w:pStyle w:val="Heading2"/>
+        <w:widowControl/>
       </w:pPr>
       <w:r>
         <w:rPr>
-          <w:rFonts w:ascii="Calibri" w:hAnsi="Calibri" w:eastAsia="Calibri"/>
-          <w:b/>
-          <w:i w:val="0"/>
-          <w:color w:val="004E8C"/>
-          <w:sz w:val="24"/>
+          <w:sz w:val="20"/>
         </w:rPr>
-        <w:t>A. Китептер жана негизги илимий эмгектер</w:t>
+        <w:t>Китептер жана негизги илимий эмгектер</w:t>
       </w:r>
     </w:p>
     <w:p>
       <w:pPr>
-        <w:spacing w:after="80"/>
-        <w:ind w:left="360"/>
+        <w:widowControl/>
       </w:pPr>
       <w:r>
         <w:rPr>
-          <w:rFonts w:ascii="Calibri" w:hAnsi="Calibri" w:eastAsia="Calibri"/>
-          <w:b w:val="0"/>
-          <w:i w:val="0"/>
-          <w:sz w:val="22"/>
+          <w:sz w:val="20"/>
         </w:rPr>
         <w:t>1. Cowan, Ruth Schwartz. More Work for Mother: The Ironies of Household Technology from the Open Hearth to the Microwave. New York: Basic Books, 1983.</w:t>
       </w:r>
     </w:p>
     <w:p>
       <w:pPr>
-        <w:keepNext/>
-        <w:spacing w:before="240" w:after="120"/>
+        <w:pStyle w:val="Heading2"/>
+        <w:widowControl/>
       </w:pPr>
       <w:r>
         <w:rPr>
-          <w:rFonts w:ascii="Calibri" w:hAnsi="Calibri" w:eastAsia="Calibri"/>
-          <w:b/>
-          <w:i w:val="0"/>
-          <w:color w:val="004E8C"/>
-          <w:sz w:val="24"/>
+          <w:sz w:val="20"/>
         </w:rPr>
-        <w:t>C. Мекемелердин материалдары жана энциклопедиялык булактар</w:t>
+        <w:t>Уюмдардын жана энциклопедиялардын материалдары</w:t>
       </w:r>
     </w:p>
     <w:p>
       <w:pPr>
-        <w:spacing w:after="80"/>
-        <w:ind w:left="360"/>
+        <w:widowControl/>
       </w:pPr>
       <w:r>
         <w:rPr>
-          <w:rFonts w:ascii="Calibri" w:hAnsi="Calibri" w:eastAsia="Calibri"/>
-          <w:b w:val="0"/>
-          <w:i w:val="0"/>
-          <w:sz w:val="22"/>
+          <w:sz w:val="20"/>
         </w:rPr>
-        <w:t>1. Encyclopaedia Britannica. «Кир жуугуч машина».</w:t>
-      </w:r>
-      <w:r>
-        <w:rPr>
-          <w:rFonts w:ascii="Calibri" w:hAnsi="Calibri" w:eastAsia="Calibri"/>
-          <w:b w:val="0"/>
-          <w:i w:val="0"/>
-          <w:sz w:val="22"/>
-        </w:rPr>
-        <w:t xml:space="preserve"> </w:t>
+        <w:t xml:space="preserve">1. Encyclopaedia Britannica. 'Washing machine.' </w:t>
       </w:r>
       <w:hyperlink r:id="rId9">
         <w:r>
           <w:rPr>
-            <w:rFonts w:ascii="Calibri" w:hAnsi="Calibri" w:eastAsia="Calibri"/>
-            <w:b w:val="0"/>
-            <w:i w:val="0"/>
-            <w:sz w:val="22"/>
-            <w:color w:val="0563C1"/>
-            <w:u w:val="single"/>
+            <w:sz w:val="20"/>
           </w:rPr>
           <w:t>https://www.britannica.com/technology/washing-machine</w:t>
         </w:r>
       </w:hyperlink>
-    </w:p>
-    <w:p>
-      <w:pPr>
-        <w:keepNext/>
-        <w:spacing w:before="240" w:after="120"/>
-      </w:pPr>
       <w:r>
         <w:rPr>
-          <w:rFonts w:ascii="Calibri" w:hAnsi="Calibri" w:eastAsia="Calibri"/>
-          <w:b/>
-          <w:i w:val="0"/>
-          <w:color w:val="004E8C"/>
-          <w:sz w:val="24"/>
+          <w:sz w:val="20"/>
         </w:rPr>
-        <w:t>D. Музейлердин, архивдердин жана китепканалардын материалдары</w:t>
       </w:r>
     </w:p>
     <w:p>
       <w:pPr>
-        <w:spacing w:after="80"/>
-        <w:ind w:left="360"/>
+        <w:pStyle w:val="Heading2"/>
+        <w:widowControl/>
       </w:pPr>
       <w:r>
         <w:rPr>
-          <w:rFonts w:ascii="Calibri" w:hAnsi="Calibri" w:eastAsia="Calibri"/>
-          <w:b w:val="0"/>
-          <w:i w:val="0"/>
-          <w:sz w:val="22"/>
+          <w:sz w:val="20"/>
         </w:rPr>
-        <w:t>1. Smithsonian National Museum of American History. Кир жуу жана үй жумушу боюнча жыйнактар.</w:t>
+        <w:t>Музейлердин, архивдердин жана китепканалардын материалдары</w:t>
       </w:r>
+    </w:p>
+    <w:p>
+      <w:pPr>
+        <w:widowControl/>
+      </w:pPr>
       <w:r>
         <w:rPr>
-          <w:rFonts w:ascii="Calibri" w:hAnsi="Calibri" w:eastAsia="Calibri"/>
-          <w:b w:val="0"/>
-          <w:i w:val="0"/>
-          <w:sz w:val="22"/>
+          <w:sz w:val="20"/>
         </w:rPr>
-        <w:t xml:space="preserve"> </w:t>
+        <w:t xml:space="preserve">1. Smithsonian National Museum of American History. Collections on laundry and housework. </w:t>
       </w:r>
       <w:hyperlink r:id="rId10">
         <w:r>
           <w:rPr>
-            <w:rFonts w:ascii="Calibri" w:hAnsi="Calibri" w:eastAsia="Calibri"/>
-            <w:b w:val="0"/>
-            <w:i w:val="0"/>
-            <w:sz w:val="22"/>
-            <w:color w:val="0563C1"/>
-            <w:u w:val="single"/>
+            <w:sz w:val="20"/>
           </w:rPr>
           <w:t>https://americanhistory.si.edu/</w:t>
         </w:r>
       </w:hyperlink>
+      <w:r>
+        <w:rPr>
+          <w:sz w:val="20"/>
+        </w:rPr>
+      </w:r>
     </w:p>
     <w:p>
       <w:pPr>
-        <w:spacing w:after="80"/>
-        <w:ind w:left="360"/>
+        <w:widowControl/>
       </w:pPr>
       <w:r>
         <w:rPr>
-          <w:rFonts w:ascii="Calibri" w:hAnsi="Calibri" w:eastAsia="Calibri"/>
-          <w:b w:val="0"/>
-          <w:i w:val="0"/>
-          <w:sz w:val="22"/>
+          <w:sz w:val="20"/>
         </w:rPr>
-        <w:t>2. Science Museum (London). Тиричилик технологиялары тууралуу буюмдар жана баяндар.</w:t>
-      </w:r>
-      <w:r>
-        <w:rPr>
-          <w:rFonts w:ascii="Calibri" w:hAnsi="Calibri" w:eastAsia="Calibri"/>
-          <w:b w:val="0"/>
-          <w:i w:val="0"/>
-          <w:sz w:val="22"/>
-        </w:rPr>
-        <w:t xml:space="preserve"> </w:t>
+        <w:t xml:space="preserve">2. Science Museum (London). Domestic technology objects and stories. </w:t>
       </w:r>
       <w:hyperlink r:id="rId11">
         <w:r>
           <w:rPr>
-            <w:rFonts w:ascii="Calibri" w:hAnsi="Calibri" w:eastAsia="Calibri"/>
-            <w:b w:val="0"/>
-            <w:i w:val="0"/>
-            <w:sz w:val="22"/>
-            <w:color w:val="0563C1"/>
-            <w:u w:val="single"/>
+            <w:sz w:val="20"/>
           </w:rPr>
           <w:t>https://www.sciencemuseum.org.uk/objects-and-stories</w:t>
         </w:r>
       </w:hyperlink>
+      <w:r>
+        <w:rPr>
+          <w:sz w:val="20"/>
+        </w:rPr>
+      </w:r>
     </w:p>
     <w:sectPr>
-      <w:pgSz w:w="12240" w:h="15840"/>
-      <w:pgMar w:top="1296" w:right="1440" w:bottom="1296" w:left="1440" w:header="720" w:footer="720" w:gutter="0"/>
+      <w:footerReference w:type="default" r:id="rId12"/>
+      <w:pgSz w:w="11906" w:h="16838"/>
+      <w:pgMar w:top="1020" w:right="1134" w:bottom="1020" w:left="1134" w:header="720" w:footer="720" w:gutter="0"/>
       <w:cols w:space="720"/>
       <w:docGrid w:linePitch="360"/>
     </w:sectPr>
   </w:body>
 </w:document>
+</file>
+
+<file path=word/footer1.xml><?xml version="1.0" encoding="utf-8"?>
+<w:ftr xmlns:m="http://schemas.openxmlformats.org/officeDocument/2006/math" xmlns:mc="http://schemas.openxmlformats.org/markup-compatibility/2006" xmlns:mo="http://schemas.microsoft.com/office/mac/office/2008/main" xmlns:mv="urn:schemas-microsoft-com:mac:vml" xmlns:o="urn:schemas-microsoft-com:office:office" xmlns:r="http://schemas.openxmlformats.org/officeDocument/2006/relationships" xmlns:v="urn:schemas-microsoft-com:vml" xmlns:w10="urn:schemas-microsoft-com:office:word" xmlns:w14="http://schemas.microsoft.com/office/word/2010/wordml" xmlns:w="http://schemas.openxmlformats.org/wordprocessingml/2006/main" xmlns:wne="http://schemas.microsoft.com/office/word/2006/wordml" xmlns:wp14="http://schemas.microsoft.com/office/word/2010/wordprocessingDrawing" xmlns:wp="http://schemas.openxmlformats.org/drawingml/2006/wordprocessingDrawing" xmlns:wpc="http://schemas.microsoft.com/office/word/2010/wordprocessingCanvas" xmlns:wpg="http://schemas.microsoft.com/office/word/2010/wordprocessingGroup" xmlns:wpi="http://schemas.microsoft.com/office/word/2010/wordprocessingInk" xmlns:wps="http://schemas.microsoft.com/office/word/2010/wordprocessingShape" mc:Ignorable="w14 wp14">
+  <w:p>
+    <w:pPr>
+      <w:pStyle w:val="Footer"/>
+      <w:jc w:val="right"/>
+    </w:pPr>
+    <w:fldSimple w:instr="PAGE"/>
+  </w:p>
+</w:ftr>
 </file>
 
 <file path=word/numbering.xml><?xml version="1.0" encoding="utf-8"?>
@@ -735,7 +558,7 @@
   <w:docDefaults>
     <w:rPrDefault>
       <w:rPr>
-        <w:rFonts w:asciiTheme="minorHAnsi" w:eastAsiaTheme="minorEastAsia" w:hAnsiTheme="minorHAnsi" w:cstheme="minorBidi"/>
+        <w:rFonts/>
         <w:sz w:val="22"/>
         <w:szCs w:val="22"/>
         <w:lang w:val="en-US" w:eastAsia="en-US" w:bidi="ar-SA"/>
@@ -890,6 +713,15 @@
     <w:name w:val="Normal"/>
     <w:qFormat/>
     <w:rsid w:val="00FC693F"/>
+    <w:pPr>
+      <w:spacing w:after="80" w:line="240" w:lineRule="auto"/>
+    </w:pPr>
+    <w:rPr>
+      <w:rFonts w:ascii="Times New Roman" w:hAnsi="Times New Roman"/>
+      <w:color w:val="000000"/>
+      <w:sz w:val="24"/>
+      <w:lang w:val="ky-KG"/>
+    </w:rPr>
   </w:style>
   <w:style w:type="paragraph" w:styleId="Header">
     <w:name w:val="header"/>
@@ -946,16 +778,17 @@
     <w:pPr>
       <w:keepNext/>
       <w:keepLines/>
-      <w:spacing w:before="480" w:after="0"/>
+      <w:spacing w:before="160" w:after="80" w:line="240" w:lineRule="auto"/>
       <w:outlineLvl w:val="0"/>
     </w:pPr>
     <w:rPr>
-      <w:rFonts w:asciiTheme="majorHAnsi" w:eastAsiaTheme="majorEastAsia" w:hAnsiTheme="majorHAnsi" w:cstheme="majorBidi"/>
+      <w:rFonts w:ascii="Times New Roman" w:hAnsi="Times New Roman"/>
       <w:b/>
       <w:bCs/>
-      <w:color w:val="365F91" w:themeColor="accent1" w:themeShade="BF"/>
-      <w:sz w:val="28"/>
+      <w:color w:val="000000"/>
+      <w:sz w:val="26"/>
       <w:szCs w:val="28"/>
+      <w:lang w:val="ky-KG"/>
     </w:rPr>
   </w:style>
   <w:style w:type="paragraph" w:styleId="Heading2">
@@ -970,16 +803,17 @@
     <w:pPr>
       <w:keepNext/>
       <w:keepLines/>
-      <w:spacing w:before="200" w:after="0"/>
+      <w:spacing w:before="160" w:after="80" w:line="240" w:lineRule="auto"/>
       <w:outlineLvl w:val="1"/>
     </w:pPr>
     <w:rPr>
-      <w:rFonts w:asciiTheme="majorHAnsi" w:eastAsiaTheme="majorEastAsia" w:hAnsiTheme="majorHAnsi" w:cstheme="majorBidi"/>
+      <w:rFonts w:ascii="Times New Roman" w:hAnsi="Times New Roman"/>
       <w:b/>
       <w:bCs/>
-      <w:color w:val="4F81BD" w:themeColor="accent1"/>
+      <w:color w:val="000000"/>
       <w:sz w:val="26"/>
       <w:szCs w:val="26"/>
+      <w:lang w:val="ky-KG"/>
     </w:rPr>
   </w:style>
   <w:style w:type="paragraph" w:styleId="Heading3">
@@ -998,7 +832,7 @@
       <w:outlineLvl w:val="2"/>
     </w:pPr>
     <w:rPr>
-      <w:rFonts w:asciiTheme="majorHAnsi" w:eastAsiaTheme="majorEastAsia" w:hAnsiTheme="majorHAnsi" w:cstheme="majorBidi"/>
+      <w:rFonts/>
       <w:b/>
       <w:bCs/>
       <w:color w:val="4F81BD" w:themeColor="accent1"/>
@@ -1021,7 +855,7 @@
       <w:outlineLvl w:val="3"/>
     </w:pPr>
     <w:rPr>
-      <w:rFonts w:asciiTheme="majorHAnsi" w:eastAsiaTheme="majorEastAsia" w:hAnsiTheme="majorHAnsi" w:cstheme="majorBidi"/>
+      <w:rFonts/>
       <w:b/>
       <w:bCs/>
       <w:i/>
@@ -1046,7 +880,7 @@
       <w:outlineLvl w:val="4"/>
     </w:pPr>
     <w:rPr>
-      <w:rFonts w:asciiTheme="majorHAnsi" w:eastAsiaTheme="majorEastAsia" w:hAnsiTheme="majorHAnsi" w:cstheme="majorBidi"/>
+      <w:rFonts/>
       <w:color w:val="243F60" w:themeColor="accent1" w:themeShade="7F"/>
     </w:rPr>
   </w:style>
@@ -1067,7 +901,7 @@
       <w:outlineLvl w:val="5"/>
     </w:pPr>
     <w:rPr>
-      <w:rFonts w:asciiTheme="majorHAnsi" w:eastAsiaTheme="majorEastAsia" w:hAnsiTheme="majorHAnsi" w:cstheme="majorBidi"/>
+      <w:rFonts/>
       <w:i/>
       <w:iCs/>
       <w:color w:val="243F60" w:themeColor="accent1" w:themeShade="7F"/>
@@ -1090,7 +924,7 @@
       <w:outlineLvl w:val="6"/>
     </w:pPr>
     <w:rPr>
-      <w:rFonts w:asciiTheme="majorHAnsi" w:eastAsiaTheme="majorEastAsia" w:hAnsiTheme="majorHAnsi" w:cstheme="majorBidi"/>
+      <w:rFonts/>
       <w:i/>
       <w:iCs/>
       <w:color w:val="404040" w:themeColor="text1" w:themeTint="BF"/>
@@ -1113,7 +947,7 @@
       <w:outlineLvl w:val="7"/>
     </w:pPr>
     <w:rPr>
-      <w:rFonts w:asciiTheme="majorHAnsi" w:eastAsiaTheme="majorEastAsia" w:hAnsiTheme="majorHAnsi" w:cstheme="majorBidi"/>
+      <w:rFonts/>
       <w:color w:val="4F81BD" w:themeColor="accent1"/>
       <w:sz w:val="20"/>
       <w:szCs w:val="20"/>
@@ -1136,7 +970,7 @@
       <w:outlineLvl w:val="8"/>
     </w:pPr>
     <w:rPr>
-      <w:rFonts w:asciiTheme="majorHAnsi" w:eastAsiaTheme="majorEastAsia" w:hAnsiTheme="majorHAnsi" w:cstheme="majorBidi"/>
+      <w:rFonts/>
       <w:i/>
       <w:iCs/>
       <w:color w:val="404040" w:themeColor="text1" w:themeTint="BF"/>
@@ -1187,7 +1021,7 @@
     <w:uiPriority w:val="9"/>
     <w:rsid w:val="00FC693F"/>
     <w:rPr>
-      <w:rFonts w:asciiTheme="majorHAnsi" w:eastAsiaTheme="majorEastAsia" w:hAnsiTheme="majorHAnsi" w:cstheme="majorBidi"/>
+      <w:rFonts/>
       <w:b/>
       <w:bCs/>
       <w:color w:val="365F91" w:themeColor="accent1" w:themeShade="BF"/>
@@ -1202,7 +1036,7 @@
     <w:uiPriority w:val="9"/>
     <w:rsid w:val="00FC693F"/>
     <w:rPr>
-      <w:rFonts w:asciiTheme="majorHAnsi" w:eastAsiaTheme="majorEastAsia" w:hAnsiTheme="majorHAnsi" w:cstheme="majorBidi"/>
+      <w:rFonts/>
       <w:b/>
       <w:bCs/>
       <w:color w:val="4F81BD" w:themeColor="accent1"/>
@@ -1217,7 +1051,7 @@
     <w:uiPriority w:val="9"/>
     <w:rsid w:val="00FC693F"/>
     <w:rPr>
-      <w:rFonts w:asciiTheme="majorHAnsi" w:eastAsiaTheme="majorEastAsia" w:hAnsiTheme="majorHAnsi" w:cstheme="majorBidi"/>
+      <w:rFonts/>
       <w:b/>
       <w:bCs/>
       <w:color w:val="4F81BD" w:themeColor="accent1"/>
@@ -1232,19 +1066,17 @@
     <w:qFormat/>
     <w:rsid w:val="00FC693F"/>
     <w:pPr>
-      <w:pBdr>
-        <w:bottom w:val="single" w:sz="8" w:space="4" w:color="4F81BD" w:themeColor="accent1"/>
-      </w:pBdr>
-      <w:spacing w:after="300" w:line="240" w:lineRule="auto"/>
+      <w:spacing w:after="80" w:line="240" w:lineRule="auto"/>
       <w:contextualSpacing/>
     </w:pPr>
     <w:rPr>
-      <w:rFonts w:asciiTheme="majorHAnsi" w:eastAsiaTheme="majorEastAsia" w:hAnsiTheme="majorHAnsi" w:cstheme="majorBidi"/>
-      <w:color w:val="17365D" w:themeColor="text2" w:themeShade="BF"/>
+      <w:rFonts w:ascii="Times New Roman" w:hAnsi="Times New Roman"/>
+      <w:color w:val="000000"/>
       <w:spacing w:val="5"/>
       <w:kern w:val="28"/>
-      <w:sz w:val="52"/>
+      <w:sz w:val="40"/>
       <w:szCs w:val="52"/>
+      <w:lang w:val="ky-KG"/>
     </w:rPr>
   </w:style>
   <w:style w:type="character" w:customStyle="1" w:styleId="TitleChar">
@@ -1254,7 +1086,7 @@
     <w:uiPriority w:val="10"/>
     <w:rsid w:val="00FC693F"/>
     <w:rPr>
-      <w:rFonts w:asciiTheme="majorHAnsi" w:eastAsiaTheme="majorEastAsia" w:hAnsiTheme="majorHAnsi" w:cstheme="majorBidi"/>
+      <w:rFonts/>
       <w:color w:val="17365D" w:themeColor="text2" w:themeShade="BF"/>
       <w:spacing w:val="5"/>
       <w:kern w:val="28"/>
@@ -1276,7 +1108,7 @@
       </w:numPr>
     </w:pPr>
     <w:rPr>
-      <w:rFonts w:asciiTheme="majorHAnsi" w:eastAsiaTheme="majorEastAsia" w:hAnsiTheme="majorHAnsi" w:cstheme="majorBidi"/>
+      <w:rFonts/>
       <w:i/>
       <w:iCs/>
       <w:color w:val="4F81BD" w:themeColor="accent1"/>
@@ -1292,7 +1124,7 @@
     <w:uiPriority w:val="11"/>
     <w:rsid w:val="00FC693F"/>
     <w:rPr>
-      <w:rFonts w:asciiTheme="majorHAnsi" w:eastAsiaTheme="majorEastAsia" w:hAnsiTheme="majorHAnsi" w:cstheme="majorBidi"/>
+      <w:rFonts/>
       <w:i/>
       <w:iCs/>
       <w:color w:val="4F81BD" w:themeColor="accent1"/>
@@ -1417,8 +1249,15 @@
       <w:numPr>
         <w:numId w:val="1"/>
       </w:numPr>
+      <w:spacing w:after="80" w:line="240" w:lineRule="auto"/>
       <w:contextualSpacing/>
     </w:pPr>
+    <w:rPr>
+      <w:rFonts w:ascii="Times New Roman" w:hAnsi="Times New Roman"/>
+      <w:color w:val="000000"/>
+      <w:sz w:val="24"/>
+      <w:lang w:val="ky-KG"/>
+    </w:rPr>
   </w:style>
   <w:style w:type="paragraph" w:styleId="ListBullet2">
     <w:name w:val="List Bullet 2"/>
@@ -1590,7 +1429,7 @@
     <w:semiHidden/>
     <w:rsid w:val="00FC693F"/>
     <w:rPr>
-      <w:rFonts w:asciiTheme="majorHAnsi" w:eastAsiaTheme="majorEastAsia" w:hAnsiTheme="majorHAnsi" w:cstheme="majorBidi"/>
+      <w:rFonts/>
       <w:b/>
       <w:bCs/>
       <w:i/>
@@ -1606,7 +1445,7 @@
     <w:semiHidden/>
     <w:rsid w:val="00FC693F"/>
     <w:rPr>
-      <w:rFonts w:asciiTheme="majorHAnsi" w:eastAsiaTheme="majorEastAsia" w:hAnsiTheme="majorHAnsi" w:cstheme="majorBidi"/>
+      <w:rFonts/>
       <w:color w:val="243F60" w:themeColor="accent1" w:themeShade="7F"/>
     </w:rPr>
   </w:style>
@@ -1618,7 +1457,7 @@
     <w:semiHidden/>
     <w:rsid w:val="00FC693F"/>
     <w:rPr>
-      <w:rFonts w:asciiTheme="majorHAnsi" w:eastAsiaTheme="majorEastAsia" w:hAnsiTheme="majorHAnsi" w:cstheme="majorBidi"/>
+      <w:rFonts/>
       <w:i/>
       <w:iCs/>
       <w:color w:val="243F60" w:themeColor="accent1" w:themeShade="7F"/>
@@ -1632,7 +1471,7 @@
     <w:semiHidden/>
     <w:rsid w:val="00FC693F"/>
     <w:rPr>
-      <w:rFonts w:asciiTheme="majorHAnsi" w:eastAsiaTheme="majorEastAsia" w:hAnsiTheme="majorHAnsi" w:cstheme="majorBidi"/>
+      <w:rFonts/>
       <w:i/>
       <w:iCs/>
       <w:color w:val="404040" w:themeColor="text1" w:themeTint="BF"/>
@@ -1646,7 +1485,7 @@
     <w:semiHidden/>
     <w:rsid w:val="00FC693F"/>
     <w:rPr>
-      <w:rFonts w:asciiTheme="majorHAnsi" w:eastAsiaTheme="majorEastAsia" w:hAnsiTheme="majorHAnsi" w:cstheme="majorBidi"/>
+      <w:rFonts/>
       <w:color w:val="4F81BD" w:themeColor="accent1"/>
       <w:sz w:val="20"/>
       <w:szCs w:val="20"/>
@@ -1660,7 +1499,7 @@
     <w:semiHidden/>
     <w:rsid w:val="00FC693F"/>
     <w:rPr>
-      <w:rFonts w:asciiTheme="majorHAnsi" w:eastAsiaTheme="majorEastAsia" w:hAnsiTheme="majorHAnsi" w:cstheme="majorBidi"/>
+      <w:rFonts/>
       <w:i/>
       <w:iCs/>
       <w:color w:val="404040" w:themeColor="text1" w:themeTint="BF"/>
@@ -1719,9 +1558,6 @@
     <w:qFormat/>
     <w:rsid w:val="00FC693F"/>
     <w:pPr>
-      <w:pBdr>
-        <w:bottom w:val="single" w:sz="4" w:space="4" w:color="4F81BD" w:themeColor="accent1"/>
-      </w:pBdr>
       <w:spacing w:before="200" w:after="280"/>
       <w:ind w:left="936" w:right="936"/>
     </w:pPr>
@@ -3249,7 +3085,7 @@
         <w:spacing w:before="0" w:after="0" w:line="240" w:lineRule="auto"/>
       </w:pPr>
       <w:rPr>
-        <w:rFonts w:asciiTheme="majorHAnsi" w:eastAsiaTheme="majorEastAsia" w:hAnsiTheme="majorHAnsi" w:cstheme="majorBidi"/>
+        <w:rFonts/>
         <w:b/>
         <w:bCs/>
       </w:rPr>
@@ -3270,7 +3106,7 @@
         <w:spacing w:before="0" w:after="0" w:line="240" w:lineRule="auto"/>
       </w:pPr>
       <w:rPr>
-        <w:rFonts w:asciiTheme="majorHAnsi" w:eastAsiaTheme="majorEastAsia" w:hAnsiTheme="majorHAnsi" w:cstheme="majorBidi"/>
+        <w:rFonts/>
         <w:b/>
         <w:bCs/>
       </w:rPr>
@@ -3288,14 +3124,14 @@
     </w:tblStylePr>
     <w:tblStylePr w:type="firstCol">
       <w:rPr>
-        <w:rFonts w:asciiTheme="majorHAnsi" w:eastAsiaTheme="majorEastAsia" w:hAnsiTheme="majorHAnsi" w:cstheme="majorBidi"/>
+        <w:rFonts/>
         <w:b/>
         <w:bCs/>
       </w:rPr>
     </w:tblStylePr>
     <w:tblStylePr w:type="lastCol">
       <w:rPr>
-        <w:rFonts w:asciiTheme="majorHAnsi" w:eastAsiaTheme="majorEastAsia" w:hAnsiTheme="majorHAnsi" w:cstheme="majorBidi"/>
+        <w:rFonts/>
         <w:b/>
         <w:bCs/>
       </w:rPr>
@@ -3379,7 +3215,7 @@
         <w:spacing w:before="0" w:after="0" w:line="240" w:lineRule="auto"/>
       </w:pPr>
       <w:rPr>
-        <w:rFonts w:asciiTheme="majorHAnsi" w:eastAsiaTheme="majorEastAsia" w:hAnsiTheme="majorHAnsi" w:cstheme="majorBidi"/>
+        <w:rFonts/>
         <w:b/>
         <w:bCs/>
       </w:rPr>
@@ -3400,7 +3236,7 @@
         <w:spacing w:before="0" w:after="0" w:line="240" w:lineRule="auto"/>
       </w:pPr>
       <w:rPr>
-        <w:rFonts w:asciiTheme="majorHAnsi" w:eastAsiaTheme="majorEastAsia" w:hAnsiTheme="majorHAnsi" w:cstheme="majorBidi"/>
+        <w:rFonts/>
         <w:b/>
         <w:bCs/>
       </w:rPr>
@@ -3418,14 +3254,14 @@
     </w:tblStylePr>
     <w:tblStylePr w:type="firstCol">
       <w:rPr>
-        <w:rFonts w:asciiTheme="majorHAnsi" w:eastAsiaTheme="majorEastAsia" w:hAnsiTheme="majorHAnsi" w:cstheme="majorBidi"/>
+        <w:rFonts/>
         <w:b/>
         <w:bCs/>
       </w:rPr>
     </w:tblStylePr>
     <w:tblStylePr w:type="lastCol">
       <w:rPr>
-        <w:rFonts w:asciiTheme="majorHAnsi" w:eastAsiaTheme="majorEastAsia" w:hAnsiTheme="majorHAnsi" w:cstheme="majorBidi"/>
+        <w:rFonts/>
         <w:b/>
         <w:bCs/>
       </w:rPr>
@@ -3509,7 +3345,7 @@
         <w:spacing w:before="0" w:after="0" w:line="240" w:lineRule="auto"/>
       </w:pPr>
       <w:rPr>
-        <w:rFonts w:asciiTheme="majorHAnsi" w:eastAsiaTheme="majorEastAsia" w:hAnsiTheme="majorHAnsi" w:cstheme="majorBidi"/>
+        <w:rFonts/>
         <w:b/>
         <w:bCs/>
       </w:rPr>
@@ -3530,7 +3366,7 @@
         <w:spacing w:before="0" w:after="0" w:line="240" w:lineRule="auto"/>
       </w:pPr>
       <w:rPr>
-        <w:rFonts w:asciiTheme="majorHAnsi" w:eastAsiaTheme="majorEastAsia" w:hAnsiTheme="majorHAnsi" w:cstheme="majorBidi"/>
+        <w:rFonts/>
         <w:b/>
         <w:bCs/>
       </w:rPr>
@@ -3548,14 +3384,14 @@
     </w:tblStylePr>
     <w:tblStylePr w:type="firstCol">
       <w:rPr>
-        <w:rFonts w:asciiTheme="majorHAnsi" w:eastAsiaTheme="majorEastAsia" w:hAnsiTheme="majorHAnsi" w:cstheme="majorBidi"/>
+        <w:rFonts/>
         <w:b/>
         <w:bCs/>
       </w:rPr>
     </w:tblStylePr>
     <w:tblStylePr w:type="lastCol">
       <w:rPr>
-        <w:rFonts w:asciiTheme="majorHAnsi" w:eastAsiaTheme="majorEastAsia" w:hAnsiTheme="majorHAnsi" w:cstheme="majorBidi"/>
+        <w:rFonts/>
         <w:b/>
         <w:bCs/>
       </w:rPr>
@@ -3639,7 +3475,7 @@
         <w:spacing w:before="0" w:after="0" w:line="240" w:lineRule="auto"/>
       </w:pPr>
       <w:rPr>
-        <w:rFonts w:asciiTheme="majorHAnsi" w:eastAsiaTheme="majorEastAsia" w:hAnsiTheme="majorHAnsi" w:cstheme="majorBidi"/>
+        <w:rFonts/>
         <w:b/>
         <w:bCs/>
       </w:rPr>
@@ -3660,7 +3496,7 @@
         <w:spacing w:before="0" w:after="0" w:line="240" w:lineRule="auto"/>
       </w:pPr>
       <w:rPr>
-        <w:rFonts w:asciiTheme="majorHAnsi" w:eastAsiaTheme="majorEastAsia" w:hAnsiTheme="majorHAnsi" w:cstheme="majorBidi"/>
+        <w:rFonts/>
         <w:b/>
         <w:bCs/>
       </w:rPr>
@@ -3678,14 +3514,14 @@
     </w:tblStylePr>
     <w:tblStylePr w:type="firstCol">
       <w:rPr>
-        <w:rFonts w:asciiTheme="majorHAnsi" w:eastAsiaTheme="majorEastAsia" w:hAnsiTheme="majorHAnsi" w:cstheme="majorBidi"/>
+        <w:rFonts/>
         <w:b/>
         <w:bCs/>
       </w:rPr>
     </w:tblStylePr>
     <w:tblStylePr w:type="lastCol">
       <w:rPr>
-        <w:rFonts w:asciiTheme="majorHAnsi" w:eastAsiaTheme="majorEastAsia" w:hAnsiTheme="majorHAnsi" w:cstheme="majorBidi"/>
+        <w:rFonts/>
         <w:b/>
         <w:bCs/>
       </w:rPr>
@@ -3769,7 +3605,7 @@
         <w:spacing w:before="0" w:after="0" w:line="240" w:lineRule="auto"/>
       </w:pPr>
       <w:rPr>
-        <w:rFonts w:asciiTheme="majorHAnsi" w:eastAsiaTheme="majorEastAsia" w:hAnsiTheme="majorHAnsi" w:cstheme="majorBidi"/>
+        <w:rFonts/>
         <w:b/>
         <w:bCs/>
       </w:rPr>
@@ -3790,7 +3626,7 @@
         <w:spacing w:before="0" w:after="0" w:line="240" w:lineRule="auto"/>
       </w:pPr>
       <w:rPr>
-        <w:rFonts w:asciiTheme="majorHAnsi" w:eastAsiaTheme="majorEastAsia" w:hAnsiTheme="majorHAnsi" w:cstheme="majorBidi"/>
+        <w:rFonts/>
         <w:b/>
         <w:bCs/>
       </w:rPr>
@@ -3808,14 +3644,14 @@
     </w:tblStylePr>
     <w:tblStylePr w:type="firstCol">
       <w:rPr>
-        <w:rFonts w:asciiTheme="majorHAnsi" w:eastAsiaTheme="majorEastAsia" w:hAnsiTheme="majorHAnsi" w:cstheme="majorBidi"/>
+        <w:rFonts/>
         <w:b/>
         <w:bCs/>
       </w:rPr>
     </w:tblStylePr>
     <w:tblStylePr w:type="lastCol">
       <w:rPr>
-        <w:rFonts w:asciiTheme="majorHAnsi" w:eastAsiaTheme="majorEastAsia" w:hAnsiTheme="majorHAnsi" w:cstheme="majorBidi"/>
+        <w:rFonts/>
         <w:b/>
         <w:bCs/>
       </w:rPr>
@@ -3899,7 +3735,7 @@
         <w:spacing w:before="0" w:after="0" w:line="240" w:lineRule="auto"/>
       </w:pPr>
       <w:rPr>
-        <w:rFonts w:asciiTheme="majorHAnsi" w:eastAsiaTheme="majorEastAsia" w:hAnsiTheme="majorHAnsi" w:cstheme="majorBidi"/>
+        <w:rFonts/>
         <w:b/>
         <w:bCs/>
       </w:rPr>
@@ -3920,7 +3756,7 @@
         <w:spacing w:before="0" w:after="0" w:line="240" w:lineRule="auto"/>
       </w:pPr>
       <w:rPr>
-        <w:rFonts w:asciiTheme="majorHAnsi" w:eastAsiaTheme="majorEastAsia" w:hAnsiTheme="majorHAnsi" w:cstheme="majorBidi"/>
+        <w:rFonts/>
         <w:b/>
         <w:bCs/>
       </w:rPr>
@@ -3938,14 +3774,14 @@
     </w:tblStylePr>
     <w:tblStylePr w:type="firstCol">
       <w:rPr>
-        <w:rFonts w:asciiTheme="majorHAnsi" w:eastAsiaTheme="majorEastAsia" w:hAnsiTheme="majorHAnsi" w:cstheme="majorBidi"/>
+        <w:rFonts/>
         <w:b/>
         <w:bCs/>
       </w:rPr>
     </w:tblStylePr>
     <w:tblStylePr w:type="lastCol">
       <w:rPr>
-        <w:rFonts w:asciiTheme="majorHAnsi" w:eastAsiaTheme="majorEastAsia" w:hAnsiTheme="majorHAnsi" w:cstheme="majorBidi"/>
+        <w:rFonts/>
         <w:b/>
         <w:bCs/>
       </w:rPr>
@@ -4029,7 +3865,7 @@
         <w:spacing w:before="0" w:after="0" w:line="240" w:lineRule="auto"/>
       </w:pPr>
       <w:rPr>
-        <w:rFonts w:asciiTheme="majorHAnsi" w:eastAsiaTheme="majorEastAsia" w:hAnsiTheme="majorHAnsi" w:cstheme="majorBidi"/>
+        <w:rFonts/>
         <w:b/>
         <w:bCs/>
       </w:rPr>
@@ -4050,7 +3886,7 @@
         <w:spacing w:before="0" w:after="0" w:line="240" w:lineRule="auto"/>
       </w:pPr>
       <w:rPr>
-        <w:rFonts w:asciiTheme="majorHAnsi" w:eastAsiaTheme="majorEastAsia" w:hAnsiTheme="majorHAnsi" w:cstheme="majorBidi"/>
+        <w:rFonts/>
         <w:b/>
         <w:bCs/>
       </w:rPr>
@@ -4068,14 +3904,14 @@
     </w:tblStylePr>
     <w:tblStylePr w:type="firstCol">
       <w:rPr>
-        <w:rFonts w:asciiTheme="majorHAnsi" w:eastAsiaTheme="majorEastAsia" w:hAnsiTheme="majorHAnsi" w:cstheme="majorBidi"/>
+        <w:rFonts/>
         <w:b/>
         <w:bCs/>
       </w:rPr>
     </w:tblStylePr>
     <w:tblStylePr w:type="lastCol">
       <w:rPr>
-        <w:rFonts w:asciiTheme="majorHAnsi" w:eastAsiaTheme="majorEastAsia" w:hAnsiTheme="majorHAnsi" w:cstheme="majorBidi"/>
+        <w:rFonts/>
         <w:b/>
         <w:bCs/>
       </w:rPr>
@@ -5940,7 +5776,7 @@
     </w:tblPr>
     <w:tblStylePr w:type="firstRow">
       <w:rPr>
-        <w:rFonts w:asciiTheme="majorHAnsi" w:eastAsiaTheme="majorEastAsia" w:hAnsiTheme="majorHAnsi" w:cstheme="majorBidi"/>
+        <w:rFonts/>
       </w:rPr>
       <w:tblPr/>
       <w:tcPr>
@@ -6024,7 +5860,7 @@
     </w:tblPr>
     <w:tblStylePr w:type="firstRow">
       <w:rPr>
-        <w:rFonts w:asciiTheme="majorHAnsi" w:eastAsiaTheme="majorEastAsia" w:hAnsiTheme="majorHAnsi" w:cstheme="majorBidi"/>
+        <w:rFonts/>
       </w:rPr>
       <w:tblPr/>
       <w:tcPr>
@@ -6108,7 +5944,7 @@
     </w:tblPr>
     <w:tblStylePr w:type="firstRow">
       <w:rPr>
-        <w:rFonts w:asciiTheme="majorHAnsi" w:eastAsiaTheme="majorEastAsia" w:hAnsiTheme="majorHAnsi" w:cstheme="majorBidi"/>
+        <w:rFonts/>
       </w:rPr>
       <w:tblPr/>
       <w:tcPr>
@@ -6192,7 +6028,7 @@
     </w:tblPr>
     <w:tblStylePr w:type="firstRow">
       <w:rPr>
-        <w:rFonts w:asciiTheme="majorHAnsi" w:eastAsiaTheme="majorEastAsia" w:hAnsiTheme="majorHAnsi" w:cstheme="majorBidi"/>
+        <w:rFonts/>
       </w:rPr>
       <w:tblPr/>
       <w:tcPr>
@@ -6276,7 +6112,7 @@
     </w:tblPr>
     <w:tblStylePr w:type="firstRow">
       <w:rPr>
-        <w:rFonts w:asciiTheme="majorHAnsi" w:eastAsiaTheme="majorEastAsia" w:hAnsiTheme="majorHAnsi" w:cstheme="majorBidi"/>
+        <w:rFonts/>
       </w:rPr>
       <w:tblPr/>
       <w:tcPr>
@@ -6360,7 +6196,7 @@
     </w:tblPr>
     <w:tblStylePr w:type="firstRow">
       <w:rPr>
-        <w:rFonts w:asciiTheme="majorHAnsi" w:eastAsiaTheme="majorEastAsia" w:hAnsiTheme="majorHAnsi" w:cstheme="majorBidi"/>
+        <w:rFonts/>
       </w:rPr>
       <w:tblPr/>
       <w:tcPr>
@@ -6444,7 +6280,7 @@
     </w:tblPr>
     <w:tblStylePr w:type="firstRow">
       <w:rPr>
-        <w:rFonts w:asciiTheme="majorHAnsi" w:eastAsiaTheme="majorEastAsia" w:hAnsiTheme="majorHAnsi" w:cstheme="majorBidi"/>
+        <w:rFonts/>
       </w:rPr>
       <w:tblPr/>
       <w:tcPr>
@@ -6509,7 +6345,7 @@
       <w:spacing w:after="0" w:line="240" w:lineRule="auto"/>
     </w:pPr>
     <w:rPr>
-      <w:rFonts w:asciiTheme="majorHAnsi" w:eastAsiaTheme="majorEastAsia" w:hAnsiTheme="majorHAnsi" w:cstheme="majorBidi"/>
+      <w:rFonts/>
       <w:color w:val="000000" w:themeColor="text1"/>
     </w:rPr>
     <w:tblPr>
@@ -6637,7 +6473,7 @@
       <w:spacing w:after="0" w:line="240" w:lineRule="auto"/>
     </w:pPr>
     <w:rPr>
-      <w:rFonts w:asciiTheme="majorHAnsi" w:eastAsiaTheme="majorEastAsia" w:hAnsiTheme="majorHAnsi" w:cstheme="majorBidi"/>
+      <w:rFonts/>
       <w:color w:val="000000" w:themeColor="text1"/>
     </w:rPr>
     <w:tblPr>
@@ -6765,7 +6601,7 @@
       <w:spacing w:after="0" w:line="240" w:lineRule="auto"/>
     </w:pPr>
     <w:rPr>
-      <w:rFonts w:asciiTheme="majorHAnsi" w:eastAsiaTheme="majorEastAsia" w:hAnsiTheme="majorHAnsi" w:cstheme="majorBidi"/>
+      <w:rFonts/>
       <w:color w:val="000000" w:themeColor="text1"/>
     </w:rPr>
     <w:tblPr>
@@ -6893,7 +6729,7 @@
       <w:spacing w:after="0" w:line="240" w:lineRule="auto"/>
     </w:pPr>
     <w:rPr>
-      <w:rFonts w:asciiTheme="majorHAnsi" w:eastAsiaTheme="majorEastAsia" w:hAnsiTheme="majorHAnsi" w:cstheme="majorBidi"/>
+      <w:rFonts/>
       <w:color w:val="000000" w:themeColor="text1"/>
     </w:rPr>
     <w:tblPr>
@@ -7021,7 +6857,7 @@
       <w:spacing w:after="0" w:line="240" w:lineRule="auto"/>
     </w:pPr>
     <w:rPr>
-      <w:rFonts w:asciiTheme="majorHAnsi" w:eastAsiaTheme="majorEastAsia" w:hAnsiTheme="majorHAnsi" w:cstheme="majorBidi"/>
+      <w:rFonts/>
       <w:color w:val="000000" w:themeColor="text1"/>
     </w:rPr>
     <w:tblPr>
@@ -7149,7 +6985,7 @@
       <w:spacing w:after="0" w:line="240" w:lineRule="auto"/>
     </w:pPr>
     <w:rPr>
-      <w:rFonts w:asciiTheme="majorHAnsi" w:eastAsiaTheme="majorEastAsia" w:hAnsiTheme="majorHAnsi" w:cstheme="majorBidi"/>
+      <w:rFonts/>
       <w:color w:val="000000" w:themeColor="text1"/>
     </w:rPr>
     <w:tblPr>
@@ -7277,7 +7113,7 @@
       <w:spacing w:after="0" w:line="240" w:lineRule="auto"/>
     </w:pPr>
     <w:rPr>
-      <w:rFonts w:asciiTheme="majorHAnsi" w:eastAsiaTheme="majorEastAsia" w:hAnsiTheme="majorHAnsi" w:cstheme="majorBidi"/>
+      <w:rFonts/>
       <w:color w:val="000000" w:themeColor="text1"/>
     </w:rPr>
     <w:tblPr>
@@ -7916,7 +7752,7 @@
       <w:spacing w:after="0" w:line="240" w:lineRule="auto"/>
     </w:pPr>
     <w:rPr>
-      <w:rFonts w:asciiTheme="majorHAnsi" w:eastAsiaTheme="majorEastAsia" w:hAnsiTheme="majorHAnsi" w:cstheme="majorBidi"/>
+      <w:rFonts/>
       <w:color w:val="000000" w:themeColor="text1"/>
     </w:rPr>
     <w:tblPr>
@@ -8041,7 +7877,7 @@
       <w:spacing w:after="0" w:line="240" w:lineRule="auto"/>
     </w:pPr>
     <w:rPr>
-      <w:rFonts w:asciiTheme="majorHAnsi" w:eastAsiaTheme="majorEastAsia" w:hAnsiTheme="majorHAnsi" w:cstheme="majorBidi"/>
+      <w:rFonts/>
       <w:color w:val="000000" w:themeColor="text1"/>
     </w:rPr>
     <w:tblPr>
@@ -8166,7 +8002,7 @@
       <w:spacing w:after="0" w:line="240" w:lineRule="auto"/>
     </w:pPr>
     <w:rPr>
-      <w:rFonts w:asciiTheme="majorHAnsi" w:eastAsiaTheme="majorEastAsia" w:hAnsiTheme="majorHAnsi" w:cstheme="majorBidi"/>
+      <w:rFonts/>
       <w:color w:val="000000" w:themeColor="text1"/>
     </w:rPr>
     <w:tblPr>
@@ -8291,7 +8127,7 @@
       <w:spacing w:after="0" w:line="240" w:lineRule="auto"/>
     </w:pPr>
     <w:rPr>
-      <w:rFonts w:asciiTheme="majorHAnsi" w:eastAsiaTheme="majorEastAsia" w:hAnsiTheme="majorHAnsi" w:cstheme="majorBidi"/>
+      <w:rFonts/>
       <w:color w:val="000000" w:themeColor="text1"/>
     </w:rPr>
     <w:tblPr>
@@ -8416,7 +8252,7 @@
       <w:spacing w:after="0" w:line="240" w:lineRule="auto"/>
     </w:pPr>
     <w:rPr>
-      <w:rFonts w:asciiTheme="majorHAnsi" w:eastAsiaTheme="majorEastAsia" w:hAnsiTheme="majorHAnsi" w:cstheme="majorBidi"/>
+      <w:rFonts/>
       <w:color w:val="000000" w:themeColor="text1"/>
     </w:rPr>
     <w:tblPr>
@@ -8541,7 +8377,7 @@
       <w:spacing w:after="0" w:line="240" w:lineRule="auto"/>
     </w:pPr>
     <w:rPr>
-      <w:rFonts w:asciiTheme="majorHAnsi" w:eastAsiaTheme="majorEastAsia" w:hAnsiTheme="majorHAnsi" w:cstheme="majorBidi"/>
+      <w:rFonts/>
       <w:color w:val="000000" w:themeColor="text1"/>
     </w:rPr>
     <w:tblPr>
@@ -8666,7 +8502,7 @@
       <w:spacing w:after="0" w:line="240" w:lineRule="auto"/>
     </w:pPr>
     <w:rPr>
-      <w:rFonts w:asciiTheme="majorHAnsi" w:eastAsiaTheme="majorEastAsia" w:hAnsiTheme="majorHAnsi" w:cstheme="majorBidi"/>
+      <w:rFonts/>
       <w:color w:val="000000" w:themeColor="text1"/>
     </w:rPr>
     <w:tblPr>
